--- a/results/H4/table_13e_bootstrap.docx
+++ b/results/H4/table_13e_bootstrap.docx
@@ -28,7 +28,7 @@
         <w:rPr/>
         <w:t xml:space="preserve">Table </w:t>
       </w:r>
-      <w:bookmarkStart w:id="c71f6201-8247-4b3a-8574-c1c0ee6daee4" w:name="table"/>
+      <w:bookmarkStart w:id="a89fa7f8-69f4-4002-be2e-ad4ab8e13a9e" w:name="table"/>
       <w:r>
         <w:rPr/>
         <w:fldChar w:fldCharType="begin" w:dirty="true"/>
@@ -41,7 +41,7 @@
         <w:rPr/>
         <w:fldChar w:fldCharType="end" w:dirty="true"/>
       </w:r>
-      <w:bookmarkEnd w:id="c71f6201-8247-4b3a-8574-c1c0ee6daee4"/>
+      <w:bookmarkEnd w:id="a89fa7f8-69f4-4002-be2e-ad4ab8e13a9e"/>
       <w:r>
         <w:rPr/>
         <w:t xml:space="preserve">. </w:t>

--- a/results/H4/table_13e_bootstrap.docx
+++ b/results/H4/table_13e_bootstrap.docx
@@ -28,7 +28,7 @@
         <w:rPr/>
         <w:t xml:space="preserve">Table </w:t>
       </w:r>
-      <w:bookmarkStart w:id="a89fa7f8-69f4-4002-be2e-ad4ab8e13a9e" w:name="table"/>
+      <w:bookmarkStart w:id="dcf216b3-1c2b-4796-a521-cce3668482aa" w:name="table"/>
       <w:r>
         <w:rPr/>
         <w:fldChar w:fldCharType="begin" w:dirty="true"/>
@@ -41,7 +41,7 @@
         <w:rPr/>
         <w:fldChar w:fldCharType="end" w:dirty="true"/>
       </w:r>
-      <w:bookmarkEnd w:id="a89fa7f8-69f4-4002-be2e-ad4ab8e13a9e"/>
+      <w:bookmarkEnd w:id="dcf216b3-1c2b-4796-a521-cce3668482aa"/>
       <w:r>
         <w:rPr/>
         <w:t xml:space="preserve">. </w:t>

--- a/results/H4/table_13e_bootstrap.docx
+++ b/results/H4/table_13e_bootstrap.docx
@@ -28,7 +28,7 @@
         <w:rPr/>
         <w:t xml:space="preserve">Table </w:t>
       </w:r>
-      <w:bookmarkStart w:id="dcf216b3-1c2b-4796-a521-cce3668482aa" w:name="table"/>
+      <w:bookmarkStart w:id="ef780f50-a7e2-49a3-997a-6b8f583242f0" w:name="table"/>
       <w:r>
         <w:rPr/>
         <w:fldChar w:fldCharType="begin" w:dirty="true"/>
@@ -41,7 +41,7 @@
         <w:rPr/>
         <w:fldChar w:fldCharType="end" w:dirty="true"/>
       </w:r>
-      <w:bookmarkEnd w:id="dcf216b3-1c2b-4796-a521-cce3668482aa"/>
+      <w:bookmarkEnd w:id="ef780f50-a7e2-49a3-997a-6b8f583242f0"/>
       <w:r>
         <w:rPr/>
         <w:t xml:space="preserve">. </w:t>
